--- a/ESTRUTURA DO PLANO DE AULA.docx
+++ b/ESTRUTURA DO PLANO DE AULA.docx
@@ -1133,6 +1133,16 @@
       </w:tr>
     </w:tbl>
     <w:bookmarkEnd w:id="2"/>
+    <w:p>
+      <w:r>
+        <w:rPr>
+          <w:rFonts w:ascii="Verdana" w:hAnsi="Verdana"/>
+          <w:b/>
+          <w:sz w:val="24"/>
+        </w:rPr>
+        <w:t>3.3 CENÁRIO:</w:t>
+      </w:r>
+    </w:p>
     <w:p>
       <w:pPr>
         <w:spacing w:line="360" w:lineRule="auto"/>
